--- a/NC 다이노스, 2027년 신인선수 계약 완료.docx
+++ b/NC 다이노스, 2027년 신인선수 계약 완료.docx
@@ -9,37 +9,13 @@
           <w:bCs/>
         </w:rPr>
       </w:pPr>
-      <w:bookmarkStart w:id="0" w:name="_Hlk146631822"/>
       <w:r>
         <w:rPr>
           <w:b/>
           <w:bCs/>
         </w:rPr>
-        <w:t>NC 다이노스, 202</w:t>
-      </w:r>
-      <w:r>
-        <w:rPr>
-          <w:rFonts w:hint="eastAsia"/>
-          <w:b/>
-          <w:bCs/>
-        </w:rPr>
-        <w:t>7</w:t>
-      </w:r>
-      <w:r>
-        <w:rPr>
-          <w:b/>
-          <w:bCs/>
-        </w:rPr>
-        <w:t>년 신인선수 계약 완료</w:t>
-      </w:r>
-    </w:p>
-    <w:p>
-      <w:pPr>
-        <w:rPr>
-          <w:b/>
-          <w:bCs/>
-        </w:rPr>
-      </w:pPr>
+        <w:t>NC 다이노스, 2027년 신인선수 계약 완료</w:t>
+      </w:r>
     </w:p>
     <w:p>
       <w:r>
@@ -54,247 +30,99 @@
         <w:t xml:space="preserve"> </w:t>
       </w:r>
       <w:proofErr w:type="spellStart"/>
+      <w:r>
+        <w:t>경남고</w:t>
+      </w:r>
+      <w:proofErr w:type="spellEnd"/>
+      <w:r>
+        <w:t xml:space="preserve"> 외야수 </w:t>
+      </w:r>
+      <w:proofErr w:type="spellStart"/>
+      <w:r>
+        <w:t>박보승</w:t>
+      </w:r>
+      <w:proofErr w:type="spellEnd"/>
+      <w:r>
+        <w:t xml:space="preserve"> 선수 등 ‘2027 KBO 신인 드래프트’에서 지명한 신인선수 12명과 11일(일) 입단 계약을 완료했다.</w:t>
+      </w:r>
+    </w:p>
+    <w:p>
+      <w:r>
+        <w:t xml:space="preserve">1라운드 지명을 받은 </w:t>
+      </w:r>
+      <w:proofErr w:type="spellStart"/>
+      <w:r>
+        <w:t>박보승</w:t>
+      </w:r>
+      <w:proofErr w:type="spellEnd"/>
       <w:r>
         <w:rPr>
           <w:rFonts w:hint="eastAsia"/>
         </w:rPr>
-        <w:t>경남고</w:t>
+        <w:t xml:space="preserve"> 선수는</w:t>
+      </w:r>
+      <w:r>
+        <w:t xml:space="preserve"> 계약금 2억 5천만원에 옵션 5천만원을 포함해 총액 3억원에 계약했다. 2라운드 지명을 받은 </w:t>
+      </w:r>
+      <w:proofErr w:type="spellStart"/>
+      <w:r>
+        <w:t>대전고</w:t>
       </w:r>
       <w:proofErr w:type="spellEnd"/>
+      <w:r>
+        <w:t xml:space="preserve"> 내야수 우주로</w:t>
+      </w:r>
       <w:r>
         <w:rPr>
           <w:rFonts w:hint="eastAsia"/>
         </w:rPr>
-        <w:t xml:space="preserve"> 외야수 </w:t>
-      </w:r>
-      <w:proofErr w:type="spellStart"/>
+        <w:t xml:space="preserve"> 선수는</w:t>
+      </w:r>
+      <w:r>
+        <w:t xml:space="preserve"> 계약금 1억 5천만원에 계약을 마쳤다.</w:t>
+      </w:r>
+    </w:p>
+    <w:p>
+      <w:r>
+        <w:t>NC 다이노스</w:t>
+      </w:r>
       <w:r>
         <w:rPr>
           <w:rFonts w:hint="eastAsia"/>
         </w:rPr>
-        <w:t>박보승</w:t>
+        <w:t xml:space="preserve"> </w:t>
+      </w:r>
+      <w:r>
+        <w:t>임선남</w:t>
+      </w:r>
+      <w:r>
+        <w:t xml:space="preserve"> 단장은 “이번 드래프트를 통해 NC의 새로운 가족이 된 선수들을 환영한다. 선수마다 가진 장점과 스타일이 다른 만큼 각자의 강점을 잘 살려 프로 무대에서 경쟁할 수 있기를 기대한다. 구단과 코칭스태프도 신인 선수들이 프로 선수로서 첫 시즌을 잘 준비할 수 있도록 돕겠다. 신인 선수들이 팀에 새로운 활력을 더하고, 각자의 자리에서 좋은 모습을 보여주기를 기대한다”</w:t>
+      </w:r>
+      <w:proofErr w:type="spellStart"/>
+      <w:r>
+        <w:t>라고</w:t>
       </w:r>
       <w:proofErr w:type="spellEnd"/>
       <w:r>
-        <w:t xml:space="preserve"> 선수 등 ‘202</w:t>
-      </w:r>
-      <w:r>
-        <w:rPr>
-          <w:rFonts w:hint="eastAsia"/>
-        </w:rPr>
-        <w:t>7</w:t>
-      </w:r>
-      <w:r>
-        <w:t xml:space="preserve"> KBO 신인 드래프트’에서 뽑은 1</w:t>
-      </w:r>
-      <w:r>
-        <w:rPr>
-          <w:rFonts w:hint="eastAsia"/>
-        </w:rPr>
-        <w:t>2</w:t>
-      </w:r>
-      <w:r>
-        <w:t xml:space="preserve">명의 선수와 </w:t>
-      </w:r>
-      <w:r>
-        <w:rPr>
-          <w:highlight w:val="yellow"/>
-        </w:rPr>
-        <w:t>30일(화) 입단 계약을 마쳤다.</w:t>
+        <w:t xml:space="preserve"> 말했다.</w:t>
+      </w:r>
+    </w:p>
+    <w:p>
+      <w:r>
+        <w:t xml:space="preserve">신인 선수들은 오는 10월 21일(수) 팀에 합류해 훈련과 오리엔테이션 일정을 소화한다. </w:t>
+      </w:r>
+    </w:p>
+    <w:p>
+      <w:r>
+        <w:t>오리엔테이션에서는 프로 선수로서 갖춰야 할 자기 관리와 윤리 의식을 비롯해 체계적인 트레이닝 프로그램, 데이터 활용 등에 관한 교육을 받을 예정이다.</w:t>
       </w:r>
     </w:p>
     <w:p/>
     <w:p>
       <w:r>
-        <w:t xml:space="preserve">1라운드 지명을 받은 </w:t>
-      </w:r>
-      <w:r>
-        <w:rPr>
-          <w:rFonts w:hint="eastAsia"/>
-        </w:rPr>
-        <w:t>박보승</w:t>
-      </w:r>
-      <w:r>
-        <w:t xml:space="preserve">은 </w:t>
-      </w:r>
-      <w:r>
-        <w:rPr>
-          <w:highlight w:val="yellow"/>
-        </w:rPr>
-        <w:t xml:space="preserve">계약금 </w:t>
-      </w:r>
-      <w:r>
-        <w:rPr>
-          <w:rFonts w:hint="eastAsia"/>
-          <w:highlight w:val="yellow"/>
-        </w:rPr>
-        <w:t>0</w:t>
-      </w:r>
-      <w:r>
-        <w:rPr>
-          <w:highlight w:val="yellow"/>
-        </w:rPr>
-        <w:t>억</w:t>
-      </w:r>
-      <w:r>
-        <w:rPr>
-          <w:rFonts w:hint="eastAsia"/>
-          <w:highlight w:val="yellow"/>
-        </w:rPr>
-        <w:t>0</w:t>
-      </w:r>
-      <w:r>
-        <w:rPr>
-          <w:highlight w:val="yellow"/>
-        </w:rPr>
-        <w:t xml:space="preserve">천만 원에 옵션 </w:t>
-      </w:r>
-      <w:r>
-        <w:rPr>
-          <w:rFonts w:hint="eastAsia"/>
-          <w:highlight w:val="yellow"/>
-        </w:rPr>
-        <w:t>0</w:t>
-      </w:r>
-      <w:r>
-        <w:rPr>
-          <w:highlight w:val="yellow"/>
-        </w:rPr>
-        <w:t xml:space="preserve">억 원을 포함해 총액 </w:t>
-      </w:r>
-      <w:r>
-        <w:rPr>
-          <w:rFonts w:hint="eastAsia"/>
-          <w:highlight w:val="yellow"/>
-        </w:rPr>
-        <w:t>0</w:t>
-      </w:r>
-      <w:r>
-        <w:rPr>
-          <w:highlight w:val="yellow"/>
-        </w:rPr>
-        <w:t>억</w:t>
-      </w:r>
-      <w:r>
-        <w:rPr>
-          <w:rFonts w:hint="eastAsia"/>
-          <w:highlight w:val="yellow"/>
-        </w:rPr>
-        <w:t>0</w:t>
-      </w:r>
-      <w:r>
-        <w:rPr>
-          <w:highlight w:val="yellow"/>
-        </w:rPr>
-        <w:t xml:space="preserve">천만 원에 계약했다. 이는 </w:t>
-      </w:r>
-      <w:r>
-        <w:rPr>
-          <w:highlight w:val="yellow"/>
-        </w:rPr>
-        <w:t>작년</w:t>
-      </w:r>
-      <w:r>
-        <w:rPr>
-          <w:rFonts w:hint="eastAsia"/>
-          <w:highlight w:val="yellow"/>
-        </w:rPr>
-        <w:t xml:space="preserve"> 1라운드 신재인 선수에 이은 두번째 </w:t>
-      </w:r>
-      <w:r>
-        <w:rPr>
-          <w:highlight w:val="yellow"/>
-        </w:rPr>
-        <w:t>신인 옵션 계약 사례다.</w:t>
-      </w:r>
-      <w:r>
-        <w:t xml:space="preserve"> 2라운드 지명을 받은 </w:t>
-      </w:r>
-      <w:proofErr w:type="spellStart"/>
-      <w:r>
-        <w:rPr>
-          <w:rFonts w:hint="eastAsia"/>
-        </w:rPr>
-        <w:t>대전고</w:t>
-      </w:r>
-      <w:proofErr w:type="spellEnd"/>
-      <w:r>
-        <w:t xml:space="preserve"> </w:t>
-      </w:r>
-      <w:r>
-        <w:rPr>
-          <w:rFonts w:hint="eastAsia"/>
-        </w:rPr>
-        <w:t>내야수 우주로는</w:t>
-      </w:r>
-      <w:r>
-        <w:t xml:space="preserve"> </w:t>
-      </w:r>
-      <w:r>
-        <w:rPr>
-          <w:rFonts w:hint="eastAsia"/>
-          <w:highlight w:val="yellow"/>
-        </w:rPr>
-        <w:t>0</w:t>
-      </w:r>
-      <w:r>
-        <w:rPr>
-          <w:highlight w:val="yellow"/>
-        </w:rPr>
-        <w:t>억</w:t>
-      </w:r>
-      <w:r>
-        <w:rPr>
-          <w:rFonts w:hint="eastAsia"/>
-          <w:highlight w:val="yellow"/>
-        </w:rPr>
-        <w:t>0</w:t>
-      </w:r>
-      <w:r>
-        <w:rPr>
-          <w:highlight w:val="yellow"/>
-        </w:rPr>
-        <w:t>천만 원에 계약을 맺었다.</w:t>
-      </w:r>
-    </w:p>
-    <w:p/>
-    <w:p>
-      <w:r>
-        <w:rPr>
-          <w:highlight w:val="yellow"/>
-        </w:rPr>
-        <w:t>임선남 NC 다이노스 단장은 “이번 드래프트를 통해 NC의 새로운 가족이 된 선수들을 환영한다. 선수마다 가진 장점과 스타일이 다른 만큼 각자의 강점을 잘 살려 프로 무대에서 경쟁할 수 있기를 기대한다. 구단과 코칭스태프도 프로 선수로서 첫 시즌을 잘 준비할 수 있도록 돕겠다. 신인 선수들이 팀에 새로운 활력을 더하고, 각자의 자리에서 좋은 모습을 보여주기를 기대한다”</w:t>
-      </w:r>
-      <w:proofErr w:type="spellStart"/>
-      <w:r>
-        <w:rPr>
-          <w:highlight w:val="yellow"/>
-        </w:rPr>
-        <w:t>라고</w:t>
-      </w:r>
-      <w:proofErr w:type="spellEnd"/>
-      <w:r>
-        <w:rPr>
-          <w:highlight w:val="yellow"/>
-        </w:rPr>
-        <w:t xml:space="preserve"> 말했다.</w:t>
-      </w:r>
-    </w:p>
-    <w:p>
-      <w:r>
-        <w:rPr>
-          <w:highlight w:val="yellow"/>
-        </w:rPr>
-        <w:t>신인 선수들은 오는 10월 말 팀에 합류해 오리엔테이션 일정을 소화한다. 오리엔테이션에서는 프로 선수로서 갖춰야 할 자기 관리법과 윤리 의식을 비롯해 체계적인 트레이닝 프로그램 및 데이터 활용 교육 등을 받을 예정이다.</w:t>
-      </w:r>
-    </w:p>
-    <w:p/>
-    <w:p>
-      <w:r>
         <w:t>(끝)</w:t>
       </w:r>
     </w:p>
-    <w:p/>
     <w:p>
       <w:r>
         <w:rPr>
@@ -303,51 +131,224 @@
         </w:rPr>
         <w:t>[첨부 파일 설명]</w:t>
       </w:r>
-      <w:r>
-        <w:t xml:space="preserve"> </w:t>
-      </w:r>
-    </w:p>
-    <w:p>
-      <w:r>
-        <w:rPr>
-          <w:b/>
-          <w:bCs/>
-        </w:rPr>
-        <w:t xml:space="preserve">파일 </w:t>
-      </w:r>
-      <w:proofErr w:type="gramStart"/>
-      <w:r>
-        <w:rPr>
-          <w:b/>
-          <w:bCs/>
-        </w:rPr>
-        <w:t>1 :</w:t>
-      </w:r>
-      <w:proofErr w:type="gramEnd"/>
-      <w:r>
-        <w:rPr>
-          <w:b/>
-          <w:bCs/>
-        </w:rPr>
-        <w:t xml:space="preserve"> 202</w:t>
-      </w:r>
-      <w:r>
+    </w:p>
+    <w:p>
+      <w:r>
+        <w:t>파일 1. 2027 NC 다이노스 신인 계약금</w:t>
+      </w:r>
+    </w:p>
+    <w:p>
+      <w:pPr>
         <w:rPr>
           <w:rFonts w:hint="eastAsia"/>
-          <w:b/>
-          <w:bCs/>
+        </w:rPr>
+      </w:pPr>
+    </w:p>
+    <w:p/>
+    <w:p>
+      <w:r>
+        <w:t># 2027 NC 다이노스 신인선수 계약 관련 미디어 Q&amp;A</w:t>
+      </w:r>
+    </w:p>
+    <w:p/>
+    <w:p>
+      <w:r>
+        <w:t xml:space="preserve">Q1. </w:t>
+      </w:r>
+      <w:proofErr w:type="spellStart"/>
+      <w:r>
+        <w:t>박보승</w:t>
+      </w:r>
+      <w:proofErr w:type="spellEnd"/>
+      <w:r>
+        <w:t xml:space="preserve"> 선수의 계약에 포함된 옵션 5천만원은 어떤 조건인가?</w:t>
+      </w:r>
+    </w:p>
+    <w:p>
+      <w:r>
+        <w:t>계약의 세부 조건은 별도로 공개하지 않고 있습니다. 다만 선수의 성장 가능성과 프로 무대에서의 활약을 고려해, 충분히 도전해 볼 수 있는 수준의 조건으로 설정했습니다.</w:t>
+      </w:r>
+    </w:p>
+    <w:p>
+      <w:r>
+        <w:t xml:space="preserve">Q2. </w:t>
+      </w:r>
+      <w:proofErr w:type="spellStart"/>
+      <w:r>
+        <w:t>박보승</w:t>
+      </w:r>
+      <w:proofErr w:type="spellEnd"/>
+      <w:r>
+        <w:t xml:space="preserve"> 선수는 옵션 계약을 받아들인 것인가?</w:t>
+      </w:r>
+    </w:p>
+    <w:p>
+      <w:r>
+        <w:t xml:space="preserve">구단은 </w:t>
+      </w:r>
+      <w:proofErr w:type="spellStart"/>
+      <w:r>
+        <w:t>박보승</w:t>
+      </w:r>
+      <w:proofErr w:type="spellEnd"/>
+      <w:r>
+        <w:t xml:space="preserve"> 선수에게 계약 조건에 대한 선택권을 줬으며, 선수는 망설임 없이 옵션이 포함된 계약을 선택했습니다. 옵션을 충분히 달성할 수 있다는 자신감을 보였으며, 프로 </w:t>
+      </w:r>
+      <w:r>
+        <w:lastRenderedPageBreak/>
+        <w:t>무대에서 자신의 역량을 증명하겠다는 의지도 드러냈습니다.</w:t>
+      </w:r>
+    </w:p>
+    <w:p>
+      <w:r>
+        <w:t>Q3. 옵션을 포함한 계약을 제시한 이유는 무엇인가?</w:t>
+      </w:r>
+    </w:p>
+    <w:p>
+      <w:r>
+        <w:t>신인선수에게 동기부여를 제공하고, 프로 무대에서 자신의 역량을 충분히 발휘할 수 있도록 하기 위해 옵션 계약을 제시했습니다. 선수의 성장 가능성과 향후 활약을 고려했으며, 선수가 첫해부터 1군 무대에서 경쟁하고 팀에 기여할 수 있기를 기대하고 있습니다.</w:t>
+      </w:r>
+    </w:p>
+    <w:p>
+      <w:r>
+        <w:t xml:space="preserve">Q4. </w:t>
+      </w:r>
+      <w:r>
+        <w:rPr>
+          <w:rFonts w:hint="eastAsia"/>
+        </w:rPr>
+        <w:t xml:space="preserve">이번 옵션 계약이 구단 </w:t>
+      </w:r>
+      <w:proofErr w:type="gramStart"/>
+      <w:r>
+        <w:rPr>
+          <w:rFonts w:hint="eastAsia"/>
+        </w:rPr>
+        <w:t>최초인가</w:t>
+      </w:r>
+      <w:proofErr w:type="gramEnd"/>
+    </w:p>
+    <w:p>
+      <w:pPr>
+        <w:rPr>
+          <w:rFonts w:hint="eastAsia"/>
+        </w:rPr>
+      </w:pPr>
+      <w:r>
+        <w:rPr>
+          <w:rFonts w:hint="eastAsia"/>
+        </w:rPr>
+        <w:t>작년 신재인 선수에 이은 2번째 계약입니다.</w:t>
+      </w:r>
+    </w:p>
+    <w:p>
+      <w:r>
+        <w:t>Q5. 옵션 금액은 선수의 성적에 따라 지급되는 것인가?</w:t>
+      </w:r>
+    </w:p>
+    <w:p>
+      <w:r>
+        <w:t xml:space="preserve">계약의 구체적인 지급 조건은 공개하기 어렵습니다. 다만 1군 등록 및 출전, 성적 등 선수의 프로 무대에서의 활약과 관련된 조건이 포함될 수 있습니다. </w:t>
+      </w:r>
+    </w:p>
+    <w:p>
+      <w:r>
+        <w:t>Q6. 신인선수에게 옵션 계약을 제시하는 것은 이례적인데, 특별한 이유가 있는가?</w:t>
+      </w:r>
+    </w:p>
+    <w:p>
+      <w:r>
+        <w:rPr>
+          <w:rFonts w:hint="eastAsia"/>
+        </w:rPr>
+        <w:t xml:space="preserve">구단은 작년 신재인 선수에 이어 1R 두번째 옵션 계약입니다. 이는 </w:t>
+      </w:r>
+      <w:r>
+        <w:t>신인선수에게 동기부여를 제공하고, 프로 무대에서 자신의 역량을 충분히 발휘할 수 있도록 하기 위해 제시한 계약 방식입니다. 선수의 성장 가능성과 향후 활약을 고려했으며, 구단 역시 선수가 빠르게 성장해 팀에 기여하기를 기대하고 있습니다.</w:t>
+      </w:r>
+    </w:p>
+    <w:p>
+      <w:r>
+        <w:t>Q</w:t>
+      </w:r>
+      <w:r>
+        <w:rPr>
+          <w:rFonts w:hint="eastAsia"/>
         </w:rPr>
         <w:t>7</w:t>
       </w:r>
       <w:r>
+        <w:t xml:space="preserve">. </w:t>
+      </w:r>
+      <w:proofErr w:type="spellStart"/>
+      <w:r>
+        <w:t>박보승</w:t>
+      </w:r>
+      <w:proofErr w:type="spellEnd"/>
+      <w:r>
+        <w:t xml:space="preserve"> 선수가 옵션 계약을 선택한 배경은 무엇인가?</w:t>
+      </w:r>
+    </w:p>
+    <w:p>
+      <w:r>
+        <w:t>선수 본인의 선택인 만큼 구체적인 배경을 단정하기는 어렵습니다. 다만 구단이 제시한 계약 조건을 검토한 뒤 옵션이 포함된 계약을 선택했으며, 프로 무대에서 자신의 역량을 보여줄 기회로 삼기를 기대하고 있습니다.</w:t>
+      </w:r>
+    </w:p>
+    <w:p>
+      <w:r>
+        <w:t>Q</w:t>
+      </w:r>
+      <w:r>
         <w:rPr>
-          <w:b/>
-          <w:bCs/>
+          <w:rFonts w:hint="eastAsia"/>
         </w:rPr>
-        <w:t xml:space="preserve"> NC 다이노스 신인 계약금 </w:t>
-      </w:r>
-      <w:bookmarkEnd w:id="0"/>
-    </w:p>
+        <w:t>8</w:t>
+      </w:r>
+      <w:r>
+        <w:t>. 옵션 계약이 신인선수에게 과도한 부담으로 작용할 가능성은 없는가?</w:t>
+      </w:r>
+    </w:p>
+    <w:p>
+      <w:r>
+        <w:t>계약은 선수와 구단 간 협의를 통해 진행했습니다. 구단은 계약 방식과 관계없이 신인선수가 프로 무대에 안정적으로 적응하고 장기적으로 성장할 수 있도록 지원할 계획입니다.</w:t>
+      </w:r>
+    </w:p>
+    <w:p>
+      <w:r>
+        <w:t>Q</w:t>
+      </w:r>
+      <w:r>
+        <w:rPr>
+          <w:rFonts w:hint="eastAsia"/>
+        </w:rPr>
+        <w:t>9</w:t>
+      </w:r>
+      <w:r>
+        <w:t xml:space="preserve">. 옵션 계약을 통해 </w:t>
+      </w:r>
+      <w:proofErr w:type="spellStart"/>
+      <w:r>
+        <w:t>박보승</w:t>
+      </w:r>
+      <w:proofErr w:type="spellEnd"/>
+      <w:r>
+        <w:t xml:space="preserve"> 선수에게 기대하는 가장 큰 부분은 무엇인가?</w:t>
+      </w:r>
+    </w:p>
+    <w:p>
+      <w:r>
+        <w:t xml:space="preserve">계약 방식 자체보다 선수의 성장과 팀 기여가 중요합니다. </w:t>
+      </w:r>
+      <w:proofErr w:type="spellStart"/>
+      <w:r>
+        <w:t>박보승</w:t>
+      </w:r>
+      <w:proofErr w:type="spellEnd"/>
+      <w:r>
+        <w:t xml:space="preserve"> 선수가 자신의 강점을 살려 프로 무대에 잘 적응하고, 장기적으로 팀에 보탬이 되는 선수로 성장하기를 기대하고 있습니다.</w:t>
+      </w:r>
+    </w:p>
+    <w:p/>
     <w:p/>
     <w:sectPr>
       <w:pgSz w:w="11906" w:h="16838"/>
@@ -357,6 +358,56 @@
     </w:sectPr>
   </w:body>
 </w:document>
+</file>
+
+<file path=word/endnotes.xml><?xml version="1.0" encoding="utf-8"?>
+<w:endnotes xmlns:wpc="http://schemas.microsoft.com/office/word/2010/wordprocessingCanvas" xmlns:cx="http://schemas.microsoft.com/office/drawing/2014/chartex" xmlns:cx1="http://schemas.microsoft.com/office/drawing/2015/9/8/chartex" xmlns:cx2="http://schemas.microsoft.com/office/drawing/2015/10/21/chartex" xmlns:cx3="http://schemas.microsoft.com/office/drawing/2016/5/9/chartex" xmlns:cx4="http://schemas.microsoft.com/office/drawing/2016/5/10/chartex" xmlns:cx5="http://schemas.microsoft.com/office/drawing/2016/5/11/chartex" xmlns:cx6="http://schemas.microsoft.com/office/drawing/2016/5/12/chartex" xmlns:cx7="http://schemas.microsoft.com/office/drawing/2016/5/13/chartex" xmlns:cx8="http://schemas.microsoft.com/office/drawing/2016/5/14/chartex" xmlns:mc="http://schemas.openxmlformats.org/markup-compatibility/2006" xmlns:aink="http://schemas.microsoft.com/office/drawing/2016/ink" xmlns:am3d="http://schemas.microsoft.com/office/drawing/2017/model3d" xmlns:o="urn:schemas-microsoft-com:office:office" xmlns:oel="http://schemas.microsoft.com/office/2019/extlst" xmlns:r="http://schemas.openxmlformats.org/officeDocument/2006/relationships" xmlns:m="http://schemas.openxmlformats.org/officeDocument/2006/math" xmlns:v="urn:schemas-microsoft-com:vml" xmlns:wp14="http://schemas.microsoft.com/office/word/2010/wordprocessingDrawing" xmlns:wp="http://schemas.openxmlformats.org/drawingml/2006/wordprocessingDrawing" xmlns:w10="urn:schemas-microsoft-com:office:word" xmlns:w="http://schemas.openxmlformats.org/wordprocessingml/2006/main" xmlns:w14="http://schemas.microsoft.com/office/word/2010/wordml" xmlns:w15="http://schemas.microsoft.com/office/word/2012/wordml" xmlns:w16cex="http://schemas.microsoft.com/office/word/2018/wordml/cex" xmlns:w16cid="http://schemas.microsoft.com/office/word/2016/wordml/cid" xmlns:w16="http://schemas.microsoft.com/office/word/2018/wordml" xmlns:w16du="http://schemas.microsoft.com/office/word/2023/wordml/word16du" xmlns:w16sdtdh="http://schemas.microsoft.com/office/word/2020/wordml/sdtdatahash" xmlns:w16sdtfl="http://schemas.microsoft.com/office/word/2024/wordml/sdtformatlock" xmlns:w16se="http://schemas.microsoft.com/office/word/2015/wordml/symex" xmlns:wpg="http://schemas.microsoft.com/office/word/2010/wordprocessingGroup" xmlns:wpi="http://schemas.microsoft.com/office/word/2010/wordprocessingInk" xmlns:wne="http://schemas.microsoft.com/office/word/2006/wordml" xmlns:wps="http://schemas.microsoft.com/office/word/2010/wordprocessingShape" mc:Ignorable="w14 w15 w16se w16cid w16 w16cex w16sdtdh w16sdtfl w16du wp14">
+  <w:endnote w:type="separator" w:id="-1">
+    <w:p>
+      <w:pPr>
+        <w:spacing w:after="0"/>
+      </w:pPr>
+      <w:r>
+        <w:separator/>
+      </w:r>
+    </w:p>
+  </w:endnote>
+  <w:endnote w:type="continuationSeparator" w:id="0">
+    <w:p>
+      <w:pPr>
+        <w:spacing w:after="0"/>
+      </w:pPr>
+      <w:r>
+        <w:continuationSeparator/>
+      </w:r>
+    </w:p>
+  </w:endnote>
+</w:endnotes>
+</file>
+
+<file path=word/footnotes.xml><?xml version="1.0" encoding="utf-8"?>
+<w:footnotes xmlns:wpc="http://schemas.microsoft.com/office/word/2010/wordprocessingCanvas" xmlns:cx="http://schemas.microsoft.com/office/drawing/2014/chartex" xmlns:cx1="http://schemas.microsoft.com/office/drawing/2015/9/8/chartex" xmlns:cx2="http://schemas.microsoft.com/office/drawing/2015/10/21/chartex" xmlns:cx3="http://schemas.microsoft.com/office/drawing/2016/5/9/chartex" xmlns:cx4="http://schemas.microsoft.com/office/drawing/2016/5/10/chartex" xmlns:cx5="http://schemas.microsoft.com/office/drawing/2016/5/11/chartex" xmlns:cx6="http://schemas.microsoft.com/office/drawing/2016/5/12/chartex" xmlns:cx7="http://schemas.microsoft.com/office/drawing/2016/5/13/chartex" xmlns:cx8="http://schemas.microsoft.com/office/drawing/2016/5/14/chartex" xmlns:mc="http://schemas.openxmlformats.org/markup-compatibility/2006" xmlns:aink="http://schemas.microsoft.com/office/drawing/2016/ink" xmlns:am3d="http://schemas.microsoft.com/office/drawing/2017/model3d" xmlns:o="urn:schemas-microsoft-com:office:office" xmlns:oel="http://schemas.microsoft.com/office/2019/extlst" xmlns:r="http://schemas.openxmlformats.org/officeDocument/2006/relationships" xmlns:m="http://schemas.openxmlformats.org/officeDocument/2006/math" xmlns:v="urn:schemas-microsoft-com:vml" xmlns:wp14="http://schemas.microsoft.com/office/word/2010/wordprocessingDrawing" xmlns:wp="http://schemas.openxmlformats.org/drawingml/2006/wordprocessingDrawing" xmlns:w10="urn:schemas-microsoft-com:office:word" xmlns:w="http://schemas.openxmlformats.org/wordprocessingml/2006/main" xmlns:w14="http://schemas.microsoft.com/office/word/2010/wordml" xmlns:w15="http://schemas.microsoft.com/office/word/2012/wordml" xmlns:w16cex="http://schemas.microsoft.com/office/word/2018/wordml/cex" xmlns:w16cid="http://schemas.microsoft.com/office/word/2016/wordml/cid" xmlns:w16="http://schemas.microsoft.com/office/word/2018/wordml" xmlns:w16du="http://schemas.microsoft.com/office/word/2023/wordml/word16du" xmlns:w16sdtdh="http://schemas.microsoft.com/office/word/2020/wordml/sdtdatahash" xmlns:w16sdtfl="http://schemas.microsoft.com/office/word/2024/wordml/sdtformatlock" xmlns:w16se="http://schemas.microsoft.com/office/word/2015/wordml/symex" xmlns:wpg="http://schemas.microsoft.com/office/word/2010/wordprocessingGroup" xmlns:wpi="http://schemas.microsoft.com/office/word/2010/wordprocessingInk" xmlns:wne="http://schemas.microsoft.com/office/word/2006/wordml" xmlns:wps="http://schemas.microsoft.com/office/word/2010/wordprocessingShape" mc:Ignorable="w14 w15 w16se w16cid w16 w16cex w16sdtdh w16sdtfl w16du wp14">
+  <w:footnote w:type="separator" w:id="-1">
+    <w:p>
+      <w:pPr>
+        <w:spacing w:after="0"/>
+      </w:pPr>
+      <w:r>
+        <w:separator/>
+      </w:r>
+    </w:p>
+  </w:footnote>
+  <w:footnote w:type="continuationSeparator" w:id="0">
+    <w:p>
+      <w:pPr>
+        <w:spacing w:after="0"/>
+      </w:pPr>
+      <w:r>
+        <w:continuationSeparator/>
+      </w:r>
+    </w:p>
+  </w:footnote>
+</w:footnotes>
 </file>
 
 <file path=word/numbering.xml><?xml version="1.0" encoding="utf-8"?>
@@ -1404,6 +1455,50 @@
       <w:spacing w:val="5"/>
     </w:rPr>
   </w:style>
+  <w:style w:type="paragraph" w:styleId="aa">
+    <w:name w:val="header"/>
+    <w:basedOn w:val="a"/>
+    <w:link w:val="Char3"/>
+    <w:uiPriority w:val="99"/>
+    <w:unhideWhenUsed/>
+    <w:rsid w:val="003378D2"/>
+    <w:pPr>
+      <w:tabs>
+        <w:tab w:val="center" w:pos="4513"/>
+        <w:tab w:val="right" w:pos="9026"/>
+      </w:tabs>
+      <w:snapToGrid w:val="0"/>
+    </w:pPr>
+  </w:style>
+  <w:style w:type="character" w:customStyle="1" w:styleId="Char3">
+    <w:name w:val="머리글 Char"/>
+    <w:basedOn w:val="a0"/>
+    <w:link w:val="aa"/>
+    <w:uiPriority w:val="99"/>
+    <w:rsid w:val="003378D2"/>
+  </w:style>
+  <w:style w:type="paragraph" w:styleId="ab">
+    <w:name w:val="footer"/>
+    <w:basedOn w:val="a"/>
+    <w:link w:val="Char4"/>
+    <w:uiPriority w:val="99"/>
+    <w:unhideWhenUsed/>
+    <w:rsid w:val="003378D2"/>
+    <w:pPr>
+      <w:tabs>
+        <w:tab w:val="center" w:pos="4513"/>
+        <w:tab w:val="right" w:pos="9026"/>
+      </w:tabs>
+      <w:snapToGrid w:val="0"/>
+    </w:pPr>
+  </w:style>
+  <w:style w:type="character" w:customStyle="1" w:styleId="Char4">
+    <w:name w:val="바닥글 Char"/>
+    <w:basedOn w:val="a0"/>
+    <w:link w:val="ab"/>
+    <w:uiPriority w:val="99"/>
+    <w:rsid w:val="003378D2"/>
+  </w:style>
 </w:styles>
 </file>
 
@@ -1720,4 +1815,16 @@
     </a:ext>
   </a:extLst>
 </a:theme>
+</file>
+
+<file path=customXml/item1.xml><?xml version="1.0" encoding="utf-8"?>
+<b:Sources xmlns:b="http://schemas.openxmlformats.org/officeDocument/2006/bibliography" xmlns="http://schemas.openxmlformats.org/officeDocument/2006/bibliography" SelectedStyle="\APASixthEditionOfficeOnline.xsl" StyleName="APA" Version="6"/>
+</file>
+
+<file path=customXml/itemProps1.xml><?xml version="1.0" encoding="utf-8"?>
+<ds:datastoreItem xmlns:ds="http://schemas.openxmlformats.org/officeDocument/2006/customXml" ds:itemID="{D09BA278-6D9B-4183-BB37-38D15C78A885}">
+  <ds:schemaRefs>
+    <ds:schemaRef ds:uri="http://schemas.openxmlformats.org/officeDocument/2006/bibliography"/>
+  </ds:schemaRefs>
+</ds:datastoreItem>
 </file>